--- a/public/assets/docs/untethered-seller/Day_1_One_Pager_Final_Template.docx
+++ b/public/assets/docs/untethered-seller/Day_1_One_Pager_Final_Template.docx
@@ -72,14 +72,7 @@
         <w:jc w:val="left"/>
       </w:pPr>
       <w:r>
-        <w:rPr>
-          <w:rFonts w:ascii="Georgia" w:hAnsi="Georgia"/>
-          <w:b w:val="0"/>
-          <w:i/>
-          <w:color w:val="555555"/>
-          <w:sz w:val="23"/>
-        </w:rPr>
-        <w:t>A moment to reflect on what happens when it’s time to take the next step.</w:t>
+        <w:t>A moment to notice who you become when selling asks something uncomfortable of you.</w:t>
       </w:r>
     </w:p>
     <w:tbl>
@@ -124,14 +117,7 @@
               <w:spacing w:after="140" w:line="288" w:lineRule="auto"/>
             </w:pPr>
             <w:r>
-              <w:rPr>
-                <w:rFonts w:ascii="Aptos" w:hAnsi="Aptos"/>
-                <w:b w:val="0"/>
-                <w:i w:val="0"/>
-                <w:color w:val="111111"/>
-                <w:sz w:val="22"/>
-              </w:rPr>
-              <w:t>There’s something you know you need to do to reach your next level in sales. Maybe it’s making the call you’ve been avoiding. Maybe it’s becoming more consistent. Maybe it’s pursuing a larger account, asking for a bigger opportunity, stepping into leadership, leaving a role you’ve outgrown, or building something of your own. You know what to do, but for some reason, you haven’t done it.</w:t>
+              <w:t>Think about a recent moment when selling asked something uncomfortable of you. Maybe it was time to make the call, follow up, introduce yourself, ask for the business, give the presentation, walk into a bigger room, or pursue an opportunity beyond what you’re accustomed to. You may have known exactly what to do. But who showed up when it was time to do it?</w:t>
             </w:r>
           </w:p>
         </w:tc>
@@ -174,14 +160,7 @@
         <w:jc w:val="left"/>
       </w:pPr>
       <w:r>
-        <w:rPr>
-          <w:rFonts w:ascii="Aptos" w:hAnsi="Aptos"/>
-          <w:b w:val="0"/>
-          <w:i w:val="0"/>
-          <w:color w:val="111111"/>
-          <w:sz w:val="22"/>
-        </w:rPr>
-        <w:t>The Untethered Seller knows that knowing what to do isn’t always enough. What she’s discovered is that sometimes what stands between where she is and where she wants to go isn’t a lack of knowledge, strategy, or ability. It’s what she’s still tethered to when it’s time to take the next step.</w:t>
+        <w:t>The Untethered Seller knows that knowing what to do isn’t always enough. She pays attention to who she becomes when it’s time to do what she already knows—including her self-talk, her self-leadership, and the way she sees herself. Her sales identity doesn’t just stay inside her head. It shows up in how she sells.</w:t>
       </w:r>
     </w:p>
     <w:p>
@@ -249,11 +228,9 @@
               <w:rPr>
                 <w:rFonts w:ascii="Aptos" w:hAnsi="Aptos"/>
                 <w:b/>
-                <w:i w:val="0"/>
-                <w:color w:val="111111"/>
                 <w:sz w:val="21"/>
               </w:rPr>
-              <w:t>What is something you know you need to do to reach your next level in sales—but haven’t done?</w:t>
+              <w:t>Think about a recent moment when selling asked something uncomfortable of you. What was happening?</w:t>
             </w:r>
           </w:p>
           <w:p>
@@ -361,11 +338,9 @@
               <w:rPr>
                 <w:rFonts w:ascii="Aptos" w:hAnsi="Aptos"/>
                 <w:b/>
-                <w:i w:val="0"/>
-                <w:color w:val="111111"/>
                 <w:sz w:val="21"/>
               </w:rPr>
-              <w:t>What might you be tethered to that’s keeping you from taking that next step?</w:t>
+              <w:t>Who did you become in that moment? What did you notice about your self-talk, your self-leadership, or the way you saw yourself?</w:t>
             </w:r>
           </w:p>
           <w:p>
@@ -413,14 +388,7 @@
         <w:jc w:val="left"/>
       </w:pPr>
       <w:r>
-        <w:rPr>
-          <w:rFonts w:ascii="Georgia" w:hAnsi="Georgia"/>
-          <w:b w:val="0"/>
-          <w:i/>
-          <w:color w:val="111111"/>
-          <w:sz w:val="22"/>
-        </w:rPr>
-        <w:t>Don’t try to untether from it yet. First, become aware of it.</w:t>
+        <w:t>Don’t try to change anything yet. Simply pay attention to what you notice.</w:t>
       </w:r>
     </w:p>
     <w:p>
